--- a/downloads/sections/t07-l06-iva-foreign-scripts-dnc-and-leaving-the-platform-visual.docx
+++ b/downloads/sections/t07-l06-iva-foreign-scripts-dnc-and-leaving-the-platform-visual.docx
@@ -34,7 +34,7 @@
     </w:p>
     <w:p>
       <w:r>
-        <w:t>confirm. Public pages describe IVA Transfer and a digital ChatBot integration separately. This lab does not claim they share one property sheet.. last checked 2026-10.</w:t>
+        <w:t>confirm. Public pages describe IVA Transfer and a digital ChatBot integration separately. This lab does not claim they share one property sheet. last checked 2026-10.</w:t>
       </w:r>
     </w:p>
   </w:body>
